--- a/rapports/2026-06-06/EQ27/EQ27_sup_v2/DR_061203020020/71-41-40-20.docx
+++ b/rapports/2026-06-06/EQ27/EQ27_sup_v2/DR_061203020020/71-41-40-20.docx
@@ -297,7 +297,7 @@
           <w:color w:val="1F6FEB"/>
           <w:sz w:val="22"/>
         </w:rPr>
-        <w:t>⚠ INCOHÉRENCES À CORRIGER (72)</w:t>
+        <w:t>⚠ INCOHÉRENCES À CORRIGER (70)</w:t>
       </w:r>
     </w:p>
     <w:tbl>
@@ -698,6 +698,1176 @@
                 <w:i w:val="0"/>
                 <w:sz w:val="16"/>
               </w:rPr>
+              <w:t>S11</w:t>
+              <w:br/>
+            </w:r>
+            <w:r>
+              <w:rPr>
+                <w:b w:val="0"/>
+                <w:i w:val="0"/>
+                <w:color w:val="64748B"/>
+                <w:sz w:val="14"/>
+              </w:rPr>
+              <w:t>Logement / cadre de vie</w:t>
+            </w:r>
+          </w:p>
+        </w:tc>
+        <w:tc>
+          <w:tcPr>
+            <w:tcW w:type="dxa" w:w="1531"/>
+          </w:tcPr>
+          <w:p>
+            <w:r>
+              <w:rPr>
+                <w:b/>
+                <w:i w:val="0"/>
+                <w:color w:val="16A34A"/>
+                <w:sz w:val="16"/>
+              </w:rPr>
+              <w:t>—</w:t>
+            </w:r>
+          </w:p>
+        </w:tc>
+        <w:tc>
+          <w:tcPr>
+            <w:tcW w:type="dxa" w:w="1191"/>
+          </w:tcPr>
+          <w:p>
+            <w:r>
+              <w:rPr>
+                <w:b w:val="0"/>
+                <w:i w:val="0"/>
+                <w:color w:val="64748B"/>
+                <w:sz w:val="16"/>
+              </w:rPr>
+              <w:t>GT-CQ</w:t>
+            </w:r>
+          </w:p>
+        </w:tc>
+        <w:tc>
+          <w:tcPr>
+            <w:tcW w:type="dxa" w:w="4706"/>
+          </w:tcPr>
+          <w:p>
+            <w:r>
+              <w:rPr>
+                <w:b w:val="0"/>
+                <w:i w:val="0"/>
+                <w:sz w:val="17"/>
+              </w:rPr>
+              <w:t>Incoherence!! Le ménage a depensé .</w:t>
+            </w:r>
+          </w:p>
+        </w:tc>
+      </w:tr>
+      <w:tr>
+        <w:tc>
+          <w:tcPr>
+            <w:tcW w:type="dxa" w:w="964"/>
+          </w:tcPr>
+          <w:p>
+            <w:r>
+              <w:rPr>
+                <w:b/>
+                <w:i w:val="0"/>
+                <w:color w:val="DC2626"/>
+                <w:sz w:val="16"/>
+              </w:rPr>
+              <w:t>Haute</w:t>
+            </w:r>
+          </w:p>
+        </w:tc>
+        <w:tc>
+          <w:tcPr>
+            <w:tcW w:type="dxa" w:w="1247"/>
+          </w:tcPr>
+          <w:p>
+            <w:r>
+              <w:rPr>
+                <w:b/>
+                <w:i w:val="0"/>
+                <w:sz w:val="16"/>
+              </w:rPr>
+              <w:t>S11</w:t>
+              <w:br/>
+            </w:r>
+            <w:r>
+              <w:rPr>
+                <w:b w:val="0"/>
+                <w:i w:val="0"/>
+                <w:color w:val="64748B"/>
+                <w:sz w:val="14"/>
+              </w:rPr>
+              <w:t>Logement / cadre de vie</w:t>
+            </w:r>
+          </w:p>
+        </w:tc>
+        <w:tc>
+          <w:tcPr>
+            <w:tcW w:type="dxa" w:w="1531"/>
+          </w:tcPr>
+          <w:p>
+            <w:r>
+              <w:rPr>
+                <w:b/>
+                <w:i w:val="0"/>
+                <w:color w:val="16A34A"/>
+                <w:sz w:val="16"/>
+              </w:rPr>
+              <w:t>s01q29, s01q31, s04q24, s00q04, s11q21, s09fq03, s09fq011</w:t>
+            </w:r>
+          </w:p>
+        </w:tc>
+        <w:tc>
+          <w:tcPr>
+            <w:tcW w:type="dxa" w:w="1191"/>
+          </w:tcPr>
+          <w:p>
+            <w:r>
+              <w:rPr>
+                <w:b w:val="0"/>
+                <w:i w:val="0"/>
+                <w:color w:val="64748B"/>
+                <w:sz w:val="16"/>
+              </w:rPr>
+              <w:t>GT-CQ</w:t>
+            </w:r>
+          </w:p>
+        </w:tc>
+        <w:tc>
+          <w:tcPr>
+            <w:tcW w:type="dxa" w:w="4706"/>
+          </w:tcPr>
+          <w:p>
+            <w:r>
+              <w:rPr>
+                <w:b w:val="0"/>
+                <w:i w:val="0"/>
+                <w:sz w:val="17"/>
+              </w:rPr>
+              <w:t>FCFA dans Frais de connexion au réseau de distribution d'eau mais dit ne pas être connecté à un réseau d'eau courante, prière de corriger cette incoherenceAttention!!! Les ménages vivants dans un(e) Maison Basse à KAOLACK Rural ont généralement comme principal matériau de construction le/la Ciment/Béton/Pierres de taille, mais celui du ménage de kélé gueye (Banco amélioré/ semi-dur) diffère de celui-ci.</w:t>
+            </w:r>
+          </w:p>
+        </w:tc>
+      </w:tr>
+      <w:tr>
+        <w:tc>
+          <w:tcPr>
+            <w:tcW w:type="dxa" w:w="964"/>
+          </w:tcPr>
+          <w:p>
+            <w:r>
+              <w:rPr>
+                <w:b/>
+                <w:i w:val="0"/>
+                <w:color w:val="DC2626"/>
+                <w:sz w:val="16"/>
+              </w:rPr>
+              <w:t>Haute</w:t>
+            </w:r>
+          </w:p>
+        </w:tc>
+        <w:tc>
+          <w:tcPr>
+            <w:tcW w:type="dxa" w:w="1247"/>
+          </w:tcPr>
+          <w:p>
+            <w:r>
+              <w:rPr>
+                <w:b/>
+                <w:i w:val="0"/>
+                <w:sz w:val="16"/>
+              </w:rPr>
+              <w:t>S16</w:t>
+              <w:br/>
+            </w:r>
+            <w:r>
+              <w:rPr>
+                <w:b w:val="0"/>
+                <w:i w:val="0"/>
+                <w:color w:val="64748B"/>
+                <w:sz w:val="14"/>
+              </w:rPr>
+              <w:t>Agriculture</w:t>
+            </w:r>
+          </w:p>
+        </w:tc>
+        <w:tc>
+          <w:tcPr>
+            <w:tcW w:type="dxa" w:w="1531"/>
+          </w:tcPr>
+          <w:p>
+            <w:r>
+              <w:rPr>
+                <w:b/>
+                <w:i w:val="0"/>
+                <w:color w:val="16A34A"/>
+                <w:sz w:val="16"/>
+              </w:rPr>
+              <w:t>s00q07a, s00q08, s00q10, s00q13_0, s00q15_0, s00q17_0, s00q23a, s00q23b</w:t>
+            </w:r>
+          </w:p>
+        </w:tc>
+        <w:tc>
+          <w:tcPr>
+            <w:tcW w:type="dxa" w:w="1191"/>
+          </w:tcPr>
+          <w:p>
+            <w:r>
+              <w:rPr>
+                <w:b w:val="0"/>
+                <w:i w:val="0"/>
+                <w:color w:val="64748B"/>
+                <w:sz w:val="16"/>
+              </w:rPr>
+              <w:t>GT-CQ</w:t>
+            </w:r>
+          </w:p>
+        </w:tc>
+        <w:tc>
+          <w:tcPr>
+            <w:tcW w:type="dxa" w:w="4706"/>
+          </w:tcPr>
+          <w:p>
+            <w:r>
+              <w:rPr>
+                <w:b w:val="0"/>
+                <w:i w:val="0"/>
+                <w:sz w:val="17"/>
+              </w:rPr>
+              <w:t>La somme des quantités consommées (70 kg), des quantités offertes (0 kg),  des quantités vendus (140 kg) et des quantités en stock (140 kg) depasse la quantité totale (2 kg) que le ménage a eu après la recolte de Arachide , prière de corriger cette incoherence.</w:t>
+            </w:r>
+          </w:p>
+        </w:tc>
+      </w:tr>
+      <w:tr>
+        <w:tc>
+          <w:tcPr>
+            <w:tcW w:type="dxa" w:w="964"/>
+          </w:tcPr>
+          <w:p>
+            <w:r>
+              <w:rPr>
+                <w:b/>
+                <w:i w:val="0"/>
+                <w:color w:val="DC2626"/>
+                <w:sz w:val="16"/>
+              </w:rPr>
+              <w:t>Haute</w:t>
+            </w:r>
+          </w:p>
+        </w:tc>
+        <w:tc>
+          <w:tcPr>
+            <w:tcW w:type="dxa" w:w="1247"/>
+          </w:tcPr>
+          <w:p>
+            <w:r>
+              <w:rPr>
+                <w:b/>
+                <w:i w:val="0"/>
+                <w:sz w:val="16"/>
+              </w:rPr>
+              <w:t>S16</w:t>
+              <w:br/>
+            </w:r>
+            <w:r>
+              <w:rPr>
+                <w:b w:val="0"/>
+                <w:i w:val="0"/>
+                <w:color w:val="64748B"/>
+                <w:sz w:val="14"/>
+              </w:rPr>
+              <w:t>Agriculture</w:t>
+            </w:r>
+          </w:p>
+        </w:tc>
+        <w:tc>
+          <w:tcPr>
+            <w:tcW w:type="dxa" w:w="1531"/>
+          </w:tcPr>
+          <w:p>
+            <w:r>
+              <w:rPr>
+                <w:b/>
+                <w:i w:val="0"/>
+                <w:color w:val="16A34A"/>
+                <w:sz w:val="16"/>
+              </w:rPr>
+              <w:t>s16dq05a, s16dq05c</w:t>
+            </w:r>
+          </w:p>
+        </w:tc>
+        <w:tc>
+          <w:tcPr>
+            <w:tcW w:type="dxa" w:w="1191"/>
+          </w:tcPr>
+          <w:p>
+            <w:r>
+              <w:rPr>
+                <w:b w:val="0"/>
+                <w:i w:val="0"/>
+                <w:color w:val="64748B"/>
+                <w:sz w:val="16"/>
+              </w:rPr>
+              <w:t>GT-CQ</w:t>
+            </w:r>
+          </w:p>
+        </w:tc>
+        <w:tc>
+          <w:tcPr>
+            <w:tcW w:type="dxa" w:w="4706"/>
+          </w:tcPr>
+          <w:p>
+            <w:r>
+              <w:rPr>
+                <w:b w:val="0"/>
+                <w:i w:val="0"/>
+                <w:sz w:val="17"/>
+              </w:rPr>
+              <w:t>La quantité de s16dq05a estimée en Kg est incohérente avec la prise dans la question s16dq05c, prière de bien estimer et mettre la valeur exacte.</w:t>
+            </w:r>
+          </w:p>
+        </w:tc>
+      </w:tr>
+      <w:tr>
+        <w:tc>
+          <w:tcPr>
+            <w:tcW w:type="dxa" w:w="964"/>
+          </w:tcPr>
+          <w:p>
+            <w:r>
+              <w:rPr>
+                <w:b/>
+                <w:i w:val="0"/>
+                <w:color w:val="EA580C"/>
+                <w:sz w:val="16"/>
+              </w:rPr>
+              <w:t>Moyenne</w:t>
+            </w:r>
+          </w:p>
+        </w:tc>
+        <w:tc>
+          <w:tcPr>
+            <w:tcW w:type="dxa" w:w="1247"/>
+          </w:tcPr>
+          <w:p>
+            <w:r>
+              <w:rPr>
+                <w:b/>
+                <w:i w:val="0"/>
+                <w:sz w:val="16"/>
+              </w:rPr>
+              <w:t>S00</w:t>
+              <w:br/>
+            </w:r>
+            <w:r>
+              <w:rPr>
+                <w:b w:val="0"/>
+                <w:i w:val="0"/>
+                <w:color w:val="64748B"/>
+                <w:sz w:val="14"/>
+              </w:rPr>
+              <w:t>Identification</w:t>
+            </w:r>
+          </w:p>
+        </w:tc>
+        <w:tc>
+          <w:tcPr>
+            <w:tcW w:type="dxa" w:w="1531"/>
+          </w:tcPr>
+          <w:p>
+            <w:r>
+              <w:rPr>
+                <w:b/>
+                <w:i w:val="0"/>
+                <w:color w:val="16A34A"/>
+                <w:sz w:val="16"/>
+              </w:rPr>
+              <w:t>—</w:t>
+            </w:r>
+          </w:p>
+        </w:tc>
+        <w:tc>
+          <w:tcPr>
+            <w:tcW w:type="dxa" w:w="1191"/>
+          </w:tcPr>
+          <w:p>
+            <w:r>
+              <w:rPr>
+                <w:b w:val="0"/>
+                <w:i w:val="0"/>
+                <w:color w:val="64748B"/>
+                <w:sz w:val="16"/>
+              </w:rPr>
+              <w:t>GT-CQ</w:t>
+            </w:r>
+          </w:p>
+        </w:tc>
+        <w:tc>
+          <w:tcPr>
+            <w:tcW w:type="dxa" w:w="4706"/>
+          </w:tcPr>
+          <w:p>
+            <w:r>
+              <w:rPr>
+                <w:b w:val="0"/>
+                <w:i w:val="0"/>
+                <w:sz w:val="17"/>
+              </w:rPr>
+              <w:t>L'adresse ou la localisation du ménage doit être bien renseignée, ne doit pas contenir des numéros de téléphone et elle semble courte pour être une adresse.</w:t>
+            </w:r>
+          </w:p>
+        </w:tc>
+      </w:tr>
+      <w:tr>
+        <w:tc>
+          <w:tcPr>
+            <w:tcW w:type="dxa" w:w="964"/>
+          </w:tcPr>
+          <w:p>
+            <w:r>
+              <w:rPr>
+                <w:b/>
+                <w:i w:val="0"/>
+                <w:color w:val="EA580C"/>
+                <w:sz w:val="16"/>
+              </w:rPr>
+              <w:t>Moyenne</w:t>
+            </w:r>
+          </w:p>
+        </w:tc>
+        <w:tc>
+          <w:tcPr>
+            <w:tcW w:type="dxa" w:w="1247"/>
+          </w:tcPr>
+          <w:p>
+            <w:r>
+              <w:rPr>
+                <w:b/>
+                <w:i w:val="0"/>
+                <w:sz w:val="16"/>
+              </w:rPr>
+              <w:t>S00</w:t>
+              <w:br/>
+            </w:r>
+            <w:r>
+              <w:rPr>
+                <w:b w:val="0"/>
+                <w:i w:val="0"/>
+                <w:color w:val="64748B"/>
+                <w:sz w:val="14"/>
+              </w:rPr>
+              <w:t>Identification</w:t>
+            </w:r>
+          </w:p>
+        </w:tc>
+        <w:tc>
+          <w:tcPr>
+            <w:tcW w:type="dxa" w:w="1531"/>
+          </w:tcPr>
+          <w:p>
+            <w:r>
+              <w:rPr>
+                <w:b/>
+                <w:i w:val="0"/>
+                <w:color w:val="16A34A"/>
+                <w:sz w:val="16"/>
+              </w:rPr>
+              <w:t>—</w:t>
+            </w:r>
+          </w:p>
+        </w:tc>
+        <w:tc>
+          <w:tcPr>
+            <w:tcW w:type="dxa" w:w="1191"/>
+          </w:tcPr>
+          <w:p>
+            <w:r>
+              <w:rPr>
+                <w:b w:val="0"/>
+                <w:i w:val="0"/>
+                <w:color w:val="64748B"/>
+                <w:sz w:val="16"/>
+              </w:rPr>
+              <w:t>GT-CQ</w:t>
+            </w:r>
+          </w:p>
+        </w:tc>
+        <w:tc>
+          <w:tcPr>
+            <w:tcW w:type="dxa" w:w="4706"/>
+          </w:tcPr>
+          <w:p>
+            <w:r>
+              <w:rPr>
+                <w:b w:val="0"/>
+                <w:i w:val="0"/>
+                <w:sz w:val="17"/>
+              </w:rPr>
+              <w:t>Prière de renseigner la bonne adresse.</w:t>
+            </w:r>
+          </w:p>
+        </w:tc>
+      </w:tr>
+      <w:tr>
+        <w:tc>
+          <w:tcPr>
+            <w:tcW w:type="dxa" w:w="964"/>
+          </w:tcPr>
+          <w:p>
+            <w:r>
+              <w:rPr>
+                <w:b/>
+                <w:i w:val="0"/>
+                <w:color w:val="EA580C"/>
+                <w:sz w:val="16"/>
+              </w:rPr>
+              <w:t>Moyenne</w:t>
+            </w:r>
+          </w:p>
+        </w:tc>
+        <w:tc>
+          <w:tcPr>
+            <w:tcW w:type="dxa" w:w="1247"/>
+          </w:tcPr>
+          <w:p>
+            <w:r>
+              <w:rPr>
+                <w:b/>
+                <w:i w:val="0"/>
+                <w:sz w:val="16"/>
+              </w:rPr>
+              <w:t>S01</w:t>
+              <w:br/>
+            </w:r>
+            <w:r>
+              <w:rPr>
+                <w:b w:val="0"/>
+                <w:i w:val="0"/>
+                <w:color w:val="64748B"/>
+                <w:sz w:val="14"/>
+              </w:rPr>
+              <w:t>Démographie</w:t>
+            </w:r>
+          </w:p>
+        </w:tc>
+        <w:tc>
+          <w:tcPr>
+            <w:tcW w:type="dxa" w:w="1531"/>
+          </w:tcPr>
+          <w:p>
+            <w:r>
+              <w:rPr>
+                <w:b/>
+                <w:i w:val="0"/>
+                <w:color w:val="16A34A"/>
+                <w:sz w:val="16"/>
+              </w:rPr>
+              <w:t>s01q16, s01q00b, s01q16_autre</w:t>
+            </w:r>
+          </w:p>
+        </w:tc>
+        <w:tc>
+          <w:tcPr>
+            <w:tcW w:type="dxa" w:w="1191"/>
+          </w:tcPr>
+          <w:p>
+            <w:r>
+              <w:rPr>
+                <w:b w:val="0"/>
+                <w:i w:val="0"/>
+                <w:color w:val="64748B"/>
+                <w:sz w:val="16"/>
+              </w:rPr>
+              <w:t>GT-CQ</w:t>
+            </w:r>
+          </w:p>
+        </w:tc>
+        <w:tc>
+          <w:tcPr>
+            <w:tcW w:type="dxa" w:w="4706"/>
+          </w:tcPr>
+          <w:p>
+            <w:r>
+              <w:rPr>
+                <w:b w:val="0"/>
+                <w:i w:val="0"/>
+                <w:sz w:val="17"/>
+              </w:rPr>
+              <w:t>L'ethni de Kéle Gueye est sarakhoulé, prière de bien classer cet ethni qui existe soit dans la liste des ethni ou n'éxiste pas comme ethni.</w:t>
+            </w:r>
+          </w:p>
+        </w:tc>
+      </w:tr>
+      <w:tr>
+        <w:tc>
+          <w:tcPr>
+            <w:tcW w:type="dxa" w:w="964"/>
+          </w:tcPr>
+          <w:p>
+            <w:r>
+              <w:rPr>
+                <w:b/>
+                <w:i w:val="0"/>
+                <w:color w:val="EA580C"/>
+                <w:sz w:val="16"/>
+              </w:rPr>
+              <w:t>Moyenne</w:t>
+            </w:r>
+          </w:p>
+        </w:tc>
+        <w:tc>
+          <w:tcPr>
+            <w:tcW w:type="dxa" w:w="1247"/>
+          </w:tcPr>
+          <w:p>
+            <w:r>
+              <w:rPr>
+                <w:b/>
+                <w:i w:val="0"/>
+                <w:sz w:val="16"/>
+              </w:rPr>
+              <w:t>S01</w:t>
+              <w:br/>
+            </w:r>
+            <w:r>
+              <w:rPr>
+                <w:b w:val="0"/>
+                <w:i w:val="0"/>
+                <w:color w:val="64748B"/>
+                <w:sz w:val="14"/>
+              </w:rPr>
+              <w:t>Démographie</w:t>
+            </w:r>
+          </w:p>
+        </w:tc>
+        <w:tc>
+          <w:tcPr>
+            <w:tcW w:type="dxa" w:w="1531"/>
+          </w:tcPr>
+          <w:p>
+            <w:r>
+              <w:rPr>
+                <w:b/>
+                <w:i w:val="0"/>
+                <w:color w:val="16A34A"/>
+                <w:sz w:val="16"/>
+              </w:rPr>
+              <w:t>—</w:t>
+            </w:r>
+          </w:p>
+        </w:tc>
+        <w:tc>
+          <w:tcPr>
+            <w:tcW w:type="dxa" w:w="1191"/>
+          </w:tcPr>
+          <w:p>
+            <w:r>
+              <w:rPr>
+                <w:b w:val="0"/>
+                <w:i w:val="0"/>
+                <w:color w:val="64748B"/>
+                <w:sz w:val="16"/>
+              </w:rPr>
+              <w:t>GT-CQ</w:t>
+            </w:r>
+          </w:p>
+        </w:tc>
+        <w:tc>
+          <w:tcPr>
+            <w:tcW w:type="dxa" w:w="4706"/>
+          </w:tcPr>
+          <w:p>
+            <w:r>
+              <w:rPr>
+                <w:b w:val="0"/>
+                <w:i w:val="0"/>
+                <w:sz w:val="17"/>
+              </w:rPr>
+              <w:t>Dans le cas contraire rassurez vous que c'est bien son fils/fille biologique.</w:t>
+            </w:r>
+          </w:p>
+        </w:tc>
+      </w:tr>
+      <w:tr>
+        <w:tc>
+          <w:tcPr>
+            <w:tcW w:type="dxa" w:w="964"/>
+          </w:tcPr>
+          <w:p>
+            <w:r>
+              <w:rPr>
+                <w:b/>
+                <w:i w:val="0"/>
+                <w:color w:val="EA580C"/>
+                <w:sz w:val="16"/>
+              </w:rPr>
+              <w:t>Moyenne</w:t>
+            </w:r>
+          </w:p>
+        </w:tc>
+        <w:tc>
+          <w:tcPr>
+            <w:tcW w:type="dxa" w:w="1247"/>
+          </w:tcPr>
+          <w:p>
+            <w:r>
+              <w:rPr>
+                <w:b/>
+                <w:i w:val="0"/>
+                <w:sz w:val="16"/>
+              </w:rPr>
+              <w:t>S01</w:t>
+              <w:br/>
+            </w:r>
+            <w:r>
+              <w:rPr>
+                <w:b w:val="0"/>
+                <w:i w:val="0"/>
+                <w:color w:val="64748B"/>
+                <w:sz w:val="14"/>
+              </w:rPr>
+              <w:t>Démographie</w:t>
+            </w:r>
+          </w:p>
+        </w:tc>
+        <w:tc>
+          <w:tcPr>
+            <w:tcW w:type="dxa" w:w="1531"/>
+          </w:tcPr>
+          <w:p>
+            <w:r>
+              <w:rPr>
+                <w:b/>
+                <w:i w:val="0"/>
+                <w:color w:val="16A34A"/>
+                <w:sz w:val="16"/>
+              </w:rPr>
+              <w:t>s01q16, s01q00b, s01q16_autre</w:t>
+            </w:r>
+          </w:p>
+        </w:tc>
+        <w:tc>
+          <w:tcPr>
+            <w:tcW w:type="dxa" w:w="1191"/>
+          </w:tcPr>
+          <w:p>
+            <w:r>
+              <w:rPr>
+                <w:b w:val="0"/>
+                <w:i w:val="0"/>
+                <w:color w:val="64748B"/>
+                <w:sz w:val="16"/>
+              </w:rPr>
+              <w:t>GT-CQ</w:t>
+            </w:r>
+          </w:p>
+        </w:tc>
+        <w:tc>
+          <w:tcPr>
+            <w:tcW w:type="dxa" w:w="4706"/>
+          </w:tcPr>
+          <w:p>
+            <w:r>
+              <w:rPr>
+                <w:b w:val="0"/>
+                <w:i w:val="0"/>
+                <w:sz w:val="17"/>
+              </w:rPr>
+              <w:t>L'ethni de Aissatou Gueye est sarakhoulé, prière de bien classer cet ethni qui existe soit dans la liste des ethni ou n'éxiste pas comme ethni.</w:t>
+            </w:r>
+          </w:p>
+        </w:tc>
+      </w:tr>
+      <w:tr>
+        <w:tc>
+          <w:tcPr>
+            <w:tcW w:type="dxa" w:w="964"/>
+          </w:tcPr>
+          <w:p>
+            <w:r>
+              <w:rPr>
+                <w:b/>
+                <w:i w:val="0"/>
+                <w:color w:val="EA580C"/>
+                <w:sz w:val="16"/>
+              </w:rPr>
+              <w:t>Moyenne</w:t>
+            </w:r>
+          </w:p>
+        </w:tc>
+        <w:tc>
+          <w:tcPr>
+            <w:tcW w:type="dxa" w:w="1247"/>
+          </w:tcPr>
+          <w:p>
+            <w:r>
+              <w:rPr>
+                <w:b/>
+                <w:i w:val="0"/>
+                <w:sz w:val="16"/>
+              </w:rPr>
+              <w:t>S01</w:t>
+              <w:br/>
+            </w:r>
+            <w:r>
+              <w:rPr>
+                <w:b w:val="0"/>
+                <w:i w:val="0"/>
+                <w:color w:val="64748B"/>
+                <w:sz w:val="14"/>
+              </w:rPr>
+              <w:t>Démographie</w:t>
+            </w:r>
+          </w:p>
+        </w:tc>
+        <w:tc>
+          <w:tcPr>
+            <w:tcW w:type="dxa" w:w="1531"/>
+          </w:tcPr>
+          <w:p>
+            <w:r>
+              <w:rPr>
+                <w:b/>
+                <w:i w:val="0"/>
+                <w:color w:val="16A34A"/>
+                <w:sz w:val="16"/>
+              </w:rPr>
+              <w:t>s01q16, s01q00b, s01q16_autre</w:t>
+            </w:r>
+          </w:p>
+        </w:tc>
+        <w:tc>
+          <w:tcPr>
+            <w:tcW w:type="dxa" w:w="1191"/>
+          </w:tcPr>
+          <w:p>
+            <w:r>
+              <w:rPr>
+                <w:b w:val="0"/>
+                <w:i w:val="0"/>
+                <w:color w:val="64748B"/>
+                <w:sz w:val="16"/>
+              </w:rPr>
+              <w:t>GT-CQ</w:t>
+            </w:r>
+          </w:p>
+        </w:tc>
+        <w:tc>
+          <w:tcPr>
+            <w:tcW w:type="dxa" w:w="4706"/>
+          </w:tcPr>
+          <w:p>
+            <w:r>
+              <w:rPr>
+                <w:b w:val="0"/>
+                <w:i w:val="0"/>
+                <w:sz w:val="17"/>
+              </w:rPr>
+              <w:t>L'ethni de Dawda Gueye est sarakhoulé, prière de bien classer cet ethni qui existe soit dans la liste des ethni ou n'éxiste pas comme ethni.</w:t>
+            </w:r>
+          </w:p>
+        </w:tc>
+      </w:tr>
+      <w:tr>
+        <w:tc>
+          <w:tcPr>
+            <w:tcW w:type="dxa" w:w="964"/>
+          </w:tcPr>
+          <w:p>
+            <w:r>
+              <w:rPr>
+                <w:b/>
+                <w:i w:val="0"/>
+                <w:color w:val="EA580C"/>
+                <w:sz w:val="16"/>
+              </w:rPr>
+              <w:t>Moyenne</w:t>
+            </w:r>
+          </w:p>
+        </w:tc>
+        <w:tc>
+          <w:tcPr>
+            <w:tcW w:type="dxa" w:w="1247"/>
+          </w:tcPr>
+          <w:p>
+            <w:r>
+              <w:rPr>
+                <w:b/>
+                <w:i w:val="0"/>
+                <w:sz w:val="16"/>
+              </w:rPr>
+              <w:t>S01</w:t>
+              <w:br/>
+            </w:r>
+            <w:r>
+              <w:rPr>
+                <w:b w:val="0"/>
+                <w:i w:val="0"/>
+                <w:color w:val="64748B"/>
+                <w:sz w:val="14"/>
+              </w:rPr>
+              <w:t>Démographie</w:t>
+            </w:r>
+          </w:p>
+        </w:tc>
+        <w:tc>
+          <w:tcPr>
+            <w:tcW w:type="dxa" w:w="1531"/>
+          </w:tcPr>
+          <w:p>
+            <w:r>
+              <w:rPr>
+                <w:b/>
+                <w:i w:val="0"/>
+                <w:color w:val="16A34A"/>
+                <w:sz w:val="16"/>
+              </w:rPr>
+              <w:t>s01q16, s01q00b, s01q16_autre</w:t>
+            </w:r>
+          </w:p>
+        </w:tc>
+        <w:tc>
+          <w:tcPr>
+            <w:tcW w:type="dxa" w:w="1191"/>
+          </w:tcPr>
+          <w:p>
+            <w:r>
+              <w:rPr>
+                <w:b w:val="0"/>
+                <w:i w:val="0"/>
+                <w:color w:val="64748B"/>
+                <w:sz w:val="16"/>
+              </w:rPr>
+              <w:t>GT-CQ</w:t>
+            </w:r>
+          </w:p>
+        </w:tc>
+        <w:tc>
+          <w:tcPr>
+            <w:tcW w:type="dxa" w:w="4706"/>
+          </w:tcPr>
+          <w:p>
+            <w:r>
+              <w:rPr>
+                <w:b w:val="0"/>
+                <w:i w:val="0"/>
+                <w:sz w:val="17"/>
+              </w:rPr>
+              <w:t>L'ethni de El Hadji Gueye est sarakhoulé, prière de bien classer cet ethni qui existe soit dans la liste des ethni ou n'éxiste pas comme ethni.</w:t>
+            </w:r>
+          </w:p>
+        </w:tc>
+      </w:tr>
+      <w:tr>
+        <w:tc>
+          <w:tcPr>
+            <w:tcW w:type="dxa" w:w="964"/>
+          </w:tcPr>
+          <w:p>
+            <w:r>
+              <w:rPr>
+                <w:b/>
+                <w:i w:val="0"/>
+                <w:color w:val="EA580C"/>
+                <w:sz w:val="16"/>
+              </w:rPr>
+              <w:t>Moyenne</w:t>
+            </w:r>
+          </w:p>
+        </w:tc>
+        <w:tc>
+          <w:tcPr>
+            <w:tcW w:type="dxa" w:w="1247"/>
+          </w:tcPr>
+          <w:p>
+            <w:r>
+              <w:rPr>
+                <w:b/>
+                <w:i w:val="0"/>
+                <w:sz w:val="16"/>
+              </w:rPr>
+              <w:t>S01</w:t>
+              <w:br/>
+            </w:r>
+            <w:r>
+              <w:rPr>
+                <w:b w:val="0"/>
+                <w:i w:val="0"/>
+                <w:color w:val="64748B"/>
+                <w:sz w:val="14"/>
+              </w:rPr>
+              <w:t>Démographie</w:t>
+            </w:r>
+          </w:p>
+        </w:tc>
+        <w:tc>
+          <w:tcPr>
+            <w:tcW w:type="dxa" w:w="1531"/>
+          </w:tcPr>
+          <w:p>
+            <w:r>
+              <w:rPr>
+                <w:b/>
+                <w:i w:val="0"/>
+                <w:color w:val="16A34A"/>
+                <w:sz w:val="16"/>
+              </w:rPr>
+              <w:t>s01q16, s01q00b, s01q16_autre</w:t>
+            </w:r>
+          </w:p>
+        </w:tc>
+        <w:tc>
+          <w:tcPr>
+            <w:tcW w:type="dxa" w:w="1191"/>
+          </w:tcPr>
+          <w:p>
+            <w:r>
+              <w:rPr>
+                <w:b w:val="0"/>
+                <w:i w:val="0"/>
+                <w:color w:val="64748B"/>
+                <w:sz w:val="16"/>
+              </w:rPr>
+              <w:t>GT-CQ</w:t>
+            </w:r>
+          </w:p>
+        </w:tc>
+        <w:tc>
+          <w:tcPr>
+            <w:tcW w:type="dxa" w:w="4706"/>
+          </w:tcPr>
+          <w:p>
+            <w:r>
+              <w:rPr>
+                <w:b w:val="0"/>
+                <w:i w:val="0"/>
+                <w:sz w:val="17"/>
+              </w:rPr>
+              <w:t>L'ethni de Malado Gueye est sarakhoulé, prière de bien classer cet ethni qui existe soit dans la liste des ethni ou n'éxiste pas comme ethni.</w:t>
+            </w:r>
+          </w:p>
+        </w:tc>
+      </w:tr>
+      <w:tr>
+        <w:tc>
+          <w:tcPr>
+            <w:tcW w:type="dxa" w:w="964"/>
+          </w:tcPr>
+          <w:p>
+            <w:r>
+              <w:rPr>
+                <w:b/>
+                <w:i w:val="0"/>
+                <w:color w:val="EA580C"/>
+                <w:sz w:val="16"/>
+              </w:rPr>
+              <w:t>Moyenne</w:t>
+            </w:r>
+          </w:p>
+        </w:tc>
+        <w:tc>
+          <w:tcPr>
+            <w:tcW w:type="dxa" w:w="1247"/>
+          </w:tcPr>
+          <w:p>
+            <w:r>
+              <w:rPr>
+                <w:b/>
+                <w:i w:val="0"/>
+                <w:sz w:val="16"/>
+              </w:rPr>
+              <w:t>S01</w:t>
+              <w:br/>
+            </w:r>
+            <w:r>
+              <w:rPr>
+                <w:b w:val="0"/>
+                <w:i w:val="0"/>
+                <w:color w:val="64748B"/>
+                <w:sz w:val="14"/>
+              </w:rPr>
+              <w:t>Démographie</w:t>
+            </w:r>
+          </w:p>
+        </w:tc>
+        <w:tc>
+          <w:tcPr>
+            <w:tcW w:type="dxa" w:w="1531"/>
+          </w:tcPr>
+          <w:p>
+            <w:r>
+              <w:rPr>
+                <w:b/>
+                <w:i w:val="0"/>
+                <w:color w:val="16A34A"/>
+                <w:sz w:val="16"/>
+              </w:rPr>
+              <w:t>s01q10_1</w:t>
+            </w:r>
+          </w:p>
+        </w:tc>
+        <w:tc>
+          <w:tcPr>
+            <w:tcW w:type="dxa" w:w="1191"/>
+          </w:tcPr>
+          <w:p>
+            <w:r>
+              <w:rPr>
+                <w:b w:val="0"/>
+                <w:i w:val="0"/>
+                <w:color w:val="64748B"/>
+                <w:sz w:val="16"/>
+              </w:rPr>
+              <w:t>GT-CQ</w:t>
+            </w:r>
+          </w:p>
+        </w:tc>
+        <w:tc>
+          <w:tcPr>
+            <w:tcW w:type="dxa" w:w="4706"/>
+          </w:tcPr>
+          <w:p>
+            <w:r>
+              <w:rPr>
+                <w:b w:val="0"/>
+                <w:i w:val="0"/>
+                <w:sz w:val="17"/>
+              </w:rPr>
+              <w:t>La taille du ménage lors de l'enquête principale (6) de ce ménage est inférieur à la taille du denombrement (8), prière de fournir des explications concrètes ou aller revisiter le ménage.</w:t>
+            </w:r>
+          </w:p>
+        </w:tc>
+      </w:tr>
+      <w:tr>
+        <w:tc>
+          <w:tcPr>
+            <w:tcW w:type="dxa" w:w="964"/>
+          </w:tcPr>
+          <w:p>
+            <w:r>
+              <w:rPr>
+                <w:b/>
+                <w:i w:val="0"/>
+                <w:color w:val="EA580C"/>
+                <w:sz w:val="16"/>
+              </w:rPr>
+              <w:t>Moyenne</w:t>
+            </w:r>
+          </w:p>
+        </w:tc>
+        <w:tc>
+          <w:tcPr>
+            <w:tcW w:type="dxa" w:w="1247"/>
+          </w:tcPr>
+          <w:p>
+            <w:r>
+              <w:rPr>
+                <w:b/>
+                <w:i w:val="0"/>
+                <w:sz w:val="16"/>
+              </w:rPr>
               <w:t>S02</w:t>
               <w:br/>
             </w:r>
@@ -724,7 +1894,7 @@
                 <w:color w:val="16A34A"/>
                 <w:sz w:val="16"/>
               </w:rPr>
-              <w:t>—</w:t>
+              <w:t>s01q23, s01q00b, s01q23_autre</w:t>
             </w:r>
           </w:p>
         </w:tc>
@@ -755,1357 +1925,7 @@
                 <w:i w:val="0"/>
                 <w:sz w:val="17"/>
               </w:rPr>
-              <w:t>Incohérence!!! seulement les écoles privées paient les frais de scolarité (y compris les frais d'inscription).</w:t>
-            </w:r>
-          </w:p>
-        </w:tc>
-      </w:tr>
-      <w:tr>
-        <w:tc>
-          <w:tcPr>
-            <w:tcW w:type="dxa" w:w="964"/>
-          </w:tcPr>
-          <w:p>
-            <w:r>
-              <w:rPr>
-                <w:b/>
-                <w:i w:val="0"/>
-                <w:color w:val="DC2626"/>
-                <w:sz w:val="16"/>
-              </w:rPr>
-              <w:t>Haute</w:t>
-            </w:r>
-          </w:p>
-        </w:tc>
-        <w:tc>
-          <w:tcPr>
-            <w:tcW w:type="dxa" w:w="1247"/>
-          </w:tcPr>
-          <w:p>
-            <w:r>
-              <w:rPr>
-                <w:b/>
-                <w:i w:val="0"/>
-                <w:sz w:val="16"/>
-              </w:rPr>
-              <w:t>S11</w:t>
-              <w:br/>
-            </w:r>
-            <w:r>
-              <w:rPr>
-                <w:b w:val="0"/>
-                <w:i w:val="0"/>
-                <w:color w:val="64748B"/>
-                <w:sz w:val="14"/>
-              </w:rPr>
-              <w:t>Logement / cadre de vie</w:t>
-            </w:r>
-          </w:p>
-        </w:tc>
-        <w:tc>
-          <w:tcPr>
-            <w:tcW w:type="dxa" w:w="1531"/>
-          </w:tcPr>
-          <w:p>
-            <w:r>
-              <w:rPr>
-                <w:b/>
-                <w:i w:val="0"/>
-                <w:color w:val="16A34A"/>
-                <w:sz w:val="16"/>
-              </w:rPr>
-              <w:t>—</w:t>
-            </w:r>
-          </w:p>
-        </w:tc>
-        <w:tc>
-          <w:tcPr>
-            <w:tcW w:type="dxa" w:w="1191"/>
-          </w:tcPr>
-          <w:p>
-            <w:r>
-              <w:rPr>
-                <w:b w:val="0"/>
-                <w:i w:val="0"/>
-                <w:color w:val="64748B"/>
-                <w:sz w:val="16"/>
-              </w:rPr>
-              <w:t>GT-CQ</w:t>
-            </w:r>
-          </w:p>
-        </w:tc>
-        <w:tc>
-          <w:tcPr>
-            <w:tcW w:type="dxa" w:w="4706"/>
-          </w:tcPr>
-          <w:p>
-            <w:r>
-              <w:rPr>
-                <w:b w:val="0"/>
-                <w:i w:val="0"/>
-                <w:sz w:val="17"/>
-              </w:rPr>
-              <w:t>Incoherence!! Le ménage a depensé .</w:t>
-            </w:r>
-          </w:p>
-        </w:tc>
-      </w:tr>
-      <w:tr>
-        <w:tc>
-          <w:tcPr>
-            <w:tcW w:type="dxa" w:w="964"/>
-          </w:tcPr>
-          <w:p>
-            <w:r>
-              <w:rPr>
-                <w:b/>
-                <w:i w:val="0"/>
-                <w:color w:val="DC2626"/>
-                <w:sz w:val="16"/>
-              </w:rPr>
-              <w:t>Haute</w:t>
-            </w:r>
-          </w:p>
-        </w:tc>
-        <w:tc>
-          <w:tcPr>
-            <w:tcW w:type="dxa" w:w="1247"/>
-          </w:tcPr>
-          <w:p>
-            <w:r>
-              <w:rPr>
-                <w:b/>
-                <w:i w:val="0"/>
-                <w:sz w:val="16"/>
-              </w:rPr>
-              <w:t>S11</w:t>
-              <w:br/>
-            </w:r>
-            <w:r>
-              <w:rPr>
-                <w:b w:val="0"/>
-                <w:i w:val="0"/>
-                <w:color w:val="64748B"/>
-                <w:sz w:val="14"/>
-              </w:rPr>
-              <w:t>Logement / cadre de vie</w:t>
-            </w:r>
-          </w:p>
-        </w:tc>
-        <w:tc>
-          <w:tcPr>
-            <w:tcW w:type="dxa" w:w="1531"/>
-          </w:tcPr>
-          <w:p>
-            <w:r>
-              <w:rPr>
-                <w:b/>
-                <w:i w:val="0"/>
-                <w:color w:val="16A34A"/>
-                <w:sz w:val="16"/>
-              </w:rPr>
-              <w:t>s01q29, s01q31, s04q24, s00q04, s11q21, s09fq03, s09fq011</w:t>
-            </w:r>
-          </w:p>
-        </w:tc>
-        <w:tc>
-          <w:tcPr>
-            <w:tcW w:type="dxa" w:w="1191"/>
-          </w:tcPr>
-          <w:p>
-            <w:r>
-              <w:rPr>
-                <w:b w:val="0"/>
-                <w:i w:val="0"/>
-                <w:color w:val="64748B"/>
-                <w:sz w:val="16"/>
-              </w:rPr>
-              <w:t>GT-CQ</w:t>
-            </w:r>
-          </w:p>
-        </w:tc>
-        <w:tc>
-          <w:tcPr>
-            <w:tcW w:type="dxa" w:w="4706"/>
-          </w:tcPr>
-          <w:p>
-            <w:r>
-              <w:rPr>
-                <w:b w:val="0"/>
-                <w:i w:val="0"/>
-                <w:sz w:val="17"/>
-              </w:rPr>
-              <w:t>FCFA dans Frais de connexion au réseau de distribution d'eau mais dit ne pas être connecté à un réseau d'eau courante, prière de corriger cette incoherenceAttention!!! Les ménages vivants dans un(e) Maison Basse à KAOLACK Rural ont généralement comme principal matériau de construction le/la Ciment/Béton/Pierres de taille, mais celui du ménage de kélé gueye (Banco amélioré/ semi-dur) diffère de celui-ci.</w:t>
-            </w:r>
-          </w:p>
-        </w:tc>
-      </w:tr>
-      <w:tr>
-        <w:tc>
-          <w:tcPr>
-            <w:tcW w:type="dxa" w:w="964"/>
-          </w:tcPr>
-          <w:p>
-            <w:r>
-              <w:rPr>
-                <w:b/>
-                <w:i w:val="0"/>
-                <w:color w:val="DC2626"/>
-                <w:sz w:val="16"/>
-              </w:rPr>
-              <w:t>Haute</w:t>
-            </w:r>
-          </w:p>
-        </w:tc>
-        <w:tc>
-          <w:tcPr>
-            <w:tcW w:type="dxa" w:w="1247"/>
-          </w:tcPr>
-          <w:p>
-            <w:r>
-              <w:rPr>
-                <w:b/>
-                <w:i w:val="0"/>
-                <w:sz w:val="16"/>
-              </w:rPr>
-              <w:t>S16</w:t>
-              <w:br/>
-            </w:r>
-            <w:r>
-              <w:rPr>
-                <w:b w:val="0"/>
-                <w:i w:val="0"/>
-                <w:color w:val="64748B"/>
-                <w:sz w:val="14"/>
-              </w:rPr>
-              <w:t>Agriculture</w:t>
-            </w:r>
-          </w:p>
-        </w:tc>
-        <w:tc>
-          <w:tcPr>
-            <w:tcW w:type="dxa" w:w="1531"/>
-          </w:tcPr>
-          <w:p>
-            <w:r>
-              <w:rPr>
-                <w:b/>
-                <w:i w:val="0"/>
-                <w:color w:val="16A34A"/>
-                <w:sz w:val="16"/>
-              </w:rPr>
-              <w:t>s00q07a, s00q08, s00q10, s00q13_0, s00q15_0, s00q17_0, s00q23a, s00q23b</w:t>
-            </w:r>
-          </w:p>
-        </w:tc>
-        <w:tc>
-          <w:tcPr>
-            <w:tcW w:type="dxa" w:w="1191"/>
-          </w:tcPr>
-          <w:p>
-            <w:r>
-              <w:rPr>
-                <w:b w:val="0"/>
-                <w:i w:val="0"/>
-                <w:color w:val="64748B"/>
-                <w:sz w:val="16"/>
-              </w:rPr>
-              <w:t>GT-CQ</w:t>
-            </w:r>
-          </w:p>
-        </w:tc>
-        <w:tc>
-          <w:tcPr>
-            <w:tcW w:type="dxa" w:w="4706"/>
-          </w:tcPr>
-          <w:p>
-            <w:r>
-              <w:rPr>
-                <w:b w:val="0"/>
-                <w:i w:val="0"/>
-                <w:sz w:val="17"/>
-              </w:rPr>
-              <w:t>La somme des quantités consommées (70 kg), des quantités offertes (0 kg),  des quantités vendus (140 kg) et des quantités en stock (140 kg) depasse la quantité totale (2 kg) que le ménage a eu après la recolte de Arachide , prière de corriger cette incoherence.</w:t>
-            </w:r>
-          </w:p>
-        </w:tc>
-      </w:tr>
-      <w:tr>
-        <w:tc>
-          <w:tcPr>
-            <w:tcW w:type="dxa" w:w="964"/>
-          </w:tcPr>
-          <w:p>
-            <w:r>
-              <w:rPr>
-                <w:b/>
-                <w:i w:val="0"/>
-                <w:color w:val="DC2626"/>
-                <w:sz w:val="16"/>
-              </w:rPr>
-              <w:t>Haute</w:t>
-            </w:r>
-          </w:p>
-        </w:tc>
-        <w:tc>
-          <w:tcPr>
-            <w:tcW w:type="dxa" w:w="1247"/>
-          </w:tcPr>
-          <w:p>
-            <w:r>
-              <w:rPr>
-                <w:b/>
-                <w:i w:val="0"/>
-                <w:sz w:val="16"/>
-              </w:rPr>
-              <w:t>S16</w:t>
-              <w:br/>
-            </w:r>
-            <w:r>
-              <w:rPr>
-                <w:b w:val="0"/>
-                <w:i w:val="0"/>
-                <w:color w:val="64748B"/>
-                <w:sz w:val="14"/>
-              </w:rPr>
-              <w:t>Agriculture</w:t>
-            </w:r>
-          </w:p>
-        </w:tc>
-        <w:tc>
-          <w:tcPr>
-            <w:tcW w:type="dxa" w:w="1531"/>
-          </w:tcPr>
-          <w:p>
-            <w:r>
-              <w:rPr>
-                <w:b/>
-                <w:i w:val="0"/>
-                <w:color w:val="16A34A"/>
-                <w:sz w:val="16"/>
-              </w:rPr>
-              <w:t>s16dq05a, s16dq05c</w:t>
-            </w:r>
-          </w:p>
-        </w:tc>
-        <w:tc>
-          <w:tcPr>
-            <w:tcW w:type="dxa" w:w="1191"/>
-          </w:tcPr>
-          <w:p>
-            <w:r>
-              <w:rPr>
-                <w:b w:val="0"/>
-                <w:i w:val="0"/>
-                <w:color w:val="64748B"/>
-                <w:sz w:val="16"/>
-              </w:rPr>
-              <w:t>GT-CQ</w:t>
-            </w:r>
-          </w:p>
-        </w:tc>
-        <w:tc>
-          <w:tcPr>
-            <w:tcW w:type="dxa" w:w="4706"/>
-          </w:tcPr>
-          <w:p>
-            <w:r>
-              <w:rPr>
-                <w:b w:val="0"/>
-                <w:i w:val="0"/>
-                <w:sz w:val="17"/>
-              </w:rPr>
-              <w:t>La quantité de s16dq05a estimée en Kg est incohérente avec la prise dans la question s16dq05c, prière de bien estimer et mettre la valeur exacte.</w:t>
-            </w:r>
-          </w:p>
-        </w:tc>
-      </w:tr>
-      <w:tr>
-        <w:tc>
-          <w:tcPr>
-            <w:tcW w:type="dxa" w:w="964"/>
-          </w:tcPr>
-          <w:p>
-            <w:r>
-              <w:rPr>
-                <w:b/>
-                <w:i w:val="0"/>
-                <w:color w:val="EA580C"/>
-                <w:sz w:val="16"/>
-              </w:rPr>
-              <w:t>Moyenne</w:t>
-            </w:r>
-          </w:p>
-        </w:tc>
-        <w:tc>
-          <w:tcPr>
-            <w:tcW w:type="dxa" w:w="1247"/>
-          </w:tcPr>
-          <w:p>
-            <w:r>
-              <w:rPr>
-                <w:b/>
-                <w:i w:val="0"/>
-                <w:sz w:val="16"/>
-              </w:rPr>
-              <w:t>S00</w:t>
-              <w:br/>
-            </w:r>
-            <w:r>
-              <w:rPr>
-                <w:b w:val="0"/>
-                <w:i w:val="0"/>
-                <w:color w:val="64748B"/>
-                <w:sz w:val="14"/>
-              </w:rPr>
-              <w:t>Identification</w:t>
-            </w:r>
-          </w:p>
-        </w:tc>
-        <w:tc>
-          <w:tcPr>
-            <w:tcW w:type="dxa" w:w="1531"/>
-          </w:tcPr>
-          <w:p>
-            <w:r>
-              <w:rPr>
-                <w:b/>
-                <w:i w:val="0"/>
-                <w:color w:val="16A34A"/>
-                <w:sz w:val="16"/>
-              </w:rPr>
-              <w:t>—</w:t>
-            </w:r>
-          </w:p>
-        </w:tc>
-        <w:tc>
-          <w:tcPr>
-            <w:tcW w:type="dxa" w:w="1191"/>
-          </w:tcPr>
-          <w:p>
-            <w:r>
-              <w:rPr>
-                <w:b w:val="0"/>
-                <w:i w:val="0"/>
-                <w:color w:val="64748B"/>
-                <w:sz w:val="16"/>
-              </w:rPr>
-              <w:t>GT-CQ</w:t>
-            </w:r>
-          </w:p>
-        </w:tc>
-        <w:tc>
-          <w:tcPr>
-            <w:tcW w:type="dxa" w:w="4706"/>
-          </w:tcPr>
-          <w:p>
-            <w:r>
-              <w:rPr>
-                <w:b w:val="0"/>
-                <w:i w:val="0"/>
-                <w:sz w:val="17"/>
-              </w:rPr>
-              <w:t>L'adresse ou la localisation du ménage doit être bien renseignée, ne doit pas contenir des numéros de téléphone et elle semble courte pour être une adresse.</w:t>
-            </w:r>
-          </w:p>
-        </w:tc>
-      </w:tr>
-      <w:tr>
-        <w:tc>
-          <w:tcPr>
-            <w:tcW w:type="dxa" w:w="964"/>
-          </w:tcPr>
-          <w:p>
-            <w:r>
-              <w:rPr>
-                <w:b/>
-                <w:i w:val="0"/>
-                <w:color w:val="EA580C"/>
-                <w:sz w:val="16"/>
-              </w:rPr>
-              <w:t>Moyenne</w:t>
-            </w:r>
-          </w:p>
-        </w:tc>
-        <w:tc>
-          <w:tcPr>
-            <w:tcW w:type="dxa" w:w="1247"/>
-          </w:tcPr>
-          <w:p>
-            <w:r>
-              <w:rPr>
-                <w:b/>
-                <w:i w:val="0"/>
-                <w:sz w:val="16"/>
-              </w:rPr>
-              <w:t>S00</w:t>
-              <w:br/>
-            </w:r>
-            <w:r>
-              <w:rPr>
-                <w:b w:val="0"/>
-                <w:i w:val="0"/>
-                <w:color w:val="64748B"/>
-                <w:sz w:val="14"/>
-              </w:rPr>
-              <w:t>Identification</w:t>
-            </w:r>
-          </w:p>
-        </w:tc>
-        <w:tc>
-          <w:tcPr>
-            <w:tcW w:type="dxa" w:w="1531"/>
-          </w:tcPr>
-          <w:p>
-            <w:r>
-              <w:rPr>
-                <w:b/>
-                <w:i w:val="0"/>
-                <w:color w:val="16A34A"/>
-                <w:sz w:val="16"/>
-              </w:rPr>
-              <w:t>—</w:t>
-            </w:r>
-          </w:p>
-        </w:tc>
-        <w:tc>
-          <w:tcPr>
-            <w:tcW w:type="dxa" w:w="1191"/>
-          </w:tcPr>
-          <w:p>
-            <w:r>
-              <w:rPr>
-                <w:b w:val="0"/>
-                <w:i w:val="0"/>
-                <w:color w:val="64748B"/>
-                <w:sz w:val="16"/>
-              </w:rPr>
-              <w:t>GT-CQ</w:t>
-            </w:r>
-          </w:p>
-        </w:tc>
-        <w:tc>
-          <w:tcPr>
-            <w:tcW w:type="dxa" w:w="4706"/>
-          </w:tcPr>
-          <w:p>
-            <w:r>
-              <w:rPr>
-                <w:b w:val="0"/>
-                <w:i w:val="0"/>
-                <w:sz w:val="17"/>
-              </w:rPr>
-              <w:t>Prière de renseigner la bonne adresse.</w:t>
-            </w:r>
-          </w:p>
-        </w:tc>
-      </w:tr>
-      <w:tr>
-        <w:tc>
-          <w:tcPr>
-            <w:tcW w:type="dxa" w:w="964"/>
-          </w:tcPr>
-          <w:p>
-            <w:r>
-              <w:rPr>
-                <w:b/>
-                <w:i w:val="0"/>
-                <w:color w:val="EA580C"/>
-                <w:sz w:val="16"/>
-              </w:rPr>
-              <w:t>Moyenne</w:t>
-            </w:r>
-          </w:p>
-        </w:tc>
-        <w:tc>
-          <w:tcPr>
-            <w:tcW w:type="dxa" w:w="1247"/>
-          </w:tcPr>
-          <w:p>
-            <w:r>
-              <w:rPr>
-                <w:b/>
-                <w:i w:val="0"/>
-                <w:sz w:val="16"/>
-              </w:rPr>
-              <w:t>S01</w:t>
-              <w:br/>
-            </w:r>
-            <w:r>
-              <w:rPr>
-                <w:b w:val="0"/>
-                <w:i w:val="0"/>
-                <w:color w:val="64748B"/>
-                <w:sz w:val="14"/>
-              </w:rPr>
-              <w:t>Démographie</w:t>
-            </w:r>
-          </w:p>
-        </w:tc>
-        <w:tc>
-          <w:tcPr>
-            <w:tcW w:type="dxa" w:w="1531"/>
-          </w:tcPr>
-          <w:p>
-            <w:r>
-              <w:rPr>
-                <w:b/>
-                <w:i w:val="0"/>
-                <w:color w:val="16A34A"/>
-                <w:sz w:val="16"/>
-              </w:rPr>
-              <w:t>s01q16, s01q00b, s01q16_autre</w:t>
-            </w:r>
-          </w:p>
-        </w:tc>
-        <w:tc>
-          <w:tcPr>
-            <w:tcW w:type="dxa" w:w="1191"/>
-          </w:tcPr>
-          <w:p>
-            <w:r>
-              <w:rPr>
-                <w:b w:val="0"/>
-                <w:i w:val="0"/>
-                <w:color w:val="64748B"/>
-                <w:sz w:val="16"/>
-              </w:rPr>
-              <w:t>GT-CQ</w:t>
-            </w:r>
-          </w:p>
-        </w:tc>
-        <w:tc>
-          <w:tcPr>
-            <w:tcW w:type="dxa" w:w="4706"/>
-          </w:tcPr>
-          <w:p>
-            <w:r>
-              <w:rPr>
-                <w:b w:val="0"/>
-                <w:i w:val="0"/>
-                <w:sz w:val="17"/>
-              </w:rPr>
-              <w:t>L'ethni de Kéle Gueye est sarakhoulé, prière de bien classer cet ethni qui existe soit dans la liste des ethni ou n'éxiste pas comme ethni.</w:t>
-            </w:r>
-          </w:p>
-        </w:tc>
-      </w:tr>
-      <w:tr>
-        <w:tc>
-          <w:tcPr>
-            <w:tcW w:type="dxa" w:w="964"/>
-          </w:tcPr>
-          <w:p>
-            <w:r>
-              <w:rPr>
-                <w:b/>
-                <w:i w:val="0"/>
-                <w:color w:val="EA580C"/>
-                <w:sz w:val="16"/>
-              </w:rPr>
-              <w:t>Moyenne</w:t>
-            </w:r>
-          </w:p>
-        </w:tc>
-        <w:tc>
-          <w:tcPr>
-            <w:tcW w:type="dxa" w:w="1247"/>
-          </w:tcPr>
-          <w:p>
-            <w:r>
-              <w:rPr>
-                <w:b/>
-                <w:i w:val="0"/>
-                <w:sz w:val="16"/>
-              </w:rPr>
-              <w:t>S01</w:t>
-              <w:br/>
-            </w:r>
-            <w:r>
-              <w:rPr>
-                <w:b w:val="0"/>
-                <w:i w:val="0"/>
-                <w:color w:val="64748B"/>
-                <w:sz w:val="14"/>
-              </w:rPr>
-              <w:t>Démographie</w:t>
-            </w:r>
-          </w:p>
-        </w:tc>
-        <w:tc>
-          <w:tcPr>
-            <w:tcW w:type="dxa" w:w="1531"/>
-          </w:tcPr>
-          <w:p>
-            <w:r>
-              <w:rPr>
-                <w:b/>
-                <w:i w:val="0"/>
-                <w:color w:val="16A34A"/>
-                <w:sz w:val="16"/>
-              </w:rPr>
-              <w:t>—</w:t>
-            </w:r>
-          </w:p>
-        </w:tc>
-        <w:tc>
-          <w:tcPr>
-            <w:tcW w:type="dxa" w:w="1191"/>
-          </w:tcPr>
-          <w:p>
-            <w:r>
-              <w:rPr>
-                <w:b w:val="0"/>
-                <w:i w:val="0"/>
-                <w:color w:val="64748B"/>
-                <w:sz w:val="16"/>
-              </w:rPr>
-              <w:t>GT-CQ</w:t>
-            </w:r>
-          </w:p>
-        </w:tc>
-        <w:tc>
-          <w:tcPr>
-            <w:tcW w:type="dxa" w:w="4706"/>
-          </w:tcPr>
-          <w:p>
-            <w:r>
-              <w:rPr>
-                <w:b w:val="0"/>
-                <w:i w:val="0"/>
-                <w:sz w:val="17"/>
-              </w:rPr>
-              <w:t>Dans le cas contraire rassurez vous que c'est bien son fils/fille biologique.</w:t>
-            </w:r>
-          </w:p>
-        </w:tc>
-      </w:tr>
-      <w:tr>
-        <w:tc>
-          <w:tcPr>
-            <w:tcW w:type="dxa" w:w="964"/>
-          </w:tcPr>
-          <w:p>
-            <w:r>
-              <w:rPr>
-                <w:b/>
-                <w:i w:val="0"/>
-                <w:color w:val="EA580C"/>
-                <w:sz w:val="16"/>
-              </w:rPr>
-              <w:t>Moyenne</w:t>
-            </w:r>
-          </w:p>
-        </w:tc>
-        <w:tc>
-          <w:tcPr>
-            <w:tcW w:type="dxa" w:w="1247"/>
-          </w:tcPr>
-          <w:p>
-            <w:r>
-              <w:rPr>
-                <w:b/>
-                <w:i w:val="0"/>
-                <w:sz w:val="16"/>
-              </w:rPr>
-              <w:t>S01</w:t>
-              <w:br/>
-            </w:r>
-            <w:r>
-              <w:rPr>
-                <w:b w:val="0"/>
-                <w:i w:val="0"/>
-                <w:color w:val="64748B"/>
-                <w:sz w:val="14"/>
-              </w:rPr>
-              <w:t>Démographie</w:t>
-            </w:r>
-          </w:p>
-        </w:tc>
-        <w:tc>
-          <w:tcPr>
-            <w:tcW w:type="dxa" w:w="1531"/>
-          </w:tcPr>
-          <w:p>
-            <w:r>
-              <w:rPr>
-                <w:b/>
-                <w:i w:val="0"/>
-                <w:color w:val="16A34A"/>
-                <w:sz w:val="16"/>
-              </w:rPr>
-              <w:t>s01q16, s01q00b, s01q16_autre</w:t>
-            </w:r>
-          </w:p>
-        </w:tc>
-        <w:tc>
-          <w:tcPr>
-            <w:tcW w:type="dxa" w:w="1191"/>
-          </w:tcPr>
-          <w:p>
-            <w:r>
-              <w:rPr>
-                <w:b w:val="0"/>
-                <w:i w:val="0"/>
-                <w:color w:val="64748B"/>
-                <w:sz w:val="16"/>
-              </w:rPr>
-              <w:t>GT-CQ</w:t>
-            </w:r>
-          </w:p>
-        </w:tc>
-        <w:tc>
-          <w:tcPr>
-            <w:tcW w:type="dxa" w:w="4706"/>
-          </w:tcPr>
-          <w:p>
-            <w:r>
-              <w:rPr>
-                <w:b w:val="0"/>
-                <w:i w:val="0"/>
-                <w:sz w:val="17"/>
-              </w:rPr>
-              <w:t>L'ethni de Aissatou Gueye est sarakhoulé, prière de bien classer cet ethni qui existe soit dans la liste des ethni ou n'éxiste pas comme ethni.</w:t>
-            </w:r>
-          </w:p>
-        </w:tc>
-      </w:tr>
-      <w:tr>
-        <w:tc>
-          <w:tcPr>
-            <w:tcW w:type="dxa" w:w="964"/>
-          </w:tcPr>
-          <w:p>
-            <w:r>
-              <w:rPr>
-                <w:b/>
-                <w:i w:val="0"/>
-                <w:color w:val="EA580C"/>
-                <w:sz w:val="16"/>
-              </w:rPr>
-              <w:t>Moyenne</w:t>
-            </w:r>
-          </w:p>
-        </w:tc>
-        <w:tc>
-          <w:tcPr>
-            <w:tcW w:type="dxa" w:w="1247"/>
-          </w:tcPr>
-          <w:p>
-            <w:r>
-              <w:rPr>
-                <w:b/>
-                <w:i w:val="0"/>
-                <w:sz w:val="16"/>
-              </w:rPr>
-              <w:t>S01</w:t>
-              <w:br/>
-            </w:r>
-            <w:r>
-              <w:rPr>
-                <w:b w:val="0"/>
-                <w:i w:val="0"/>
-                <w:color w:val="64748B"/>
-                <w:sz w:val="14"/>
-              </w:rPr>
-              <w:t>Démographie</w:t>
-            </w:r>
-          </w:p>
-        </w:tc>
-        <w:tc>
-          <w:tcPr>
-            <w:tcW w:type="dxa" w:w="1531"/>
-          </w:tcPr>
-          <w:p>
-            <w:r>
-              <w:rPr>
-                <w:b/>
-                <w:i w:val="0"/>
-                <w:color w:val="16A34A"/>
-                <w:sz w:val="16"/>
-              </w:rPr>
-              <w:t>s01q16, s01q00b, s01q16_autre</w:t>
-            </w:r>
-          </w:p>
-        </w:tc>
-        <w:tc>
-          <w:tcPr>
-            <w:tcW w:type="dxa" w:w="1191"/>
-          </w:tcPr>
-          <w:p>
-            <w:r>
-              <w:rPr>
-                <w:b w:val="0"/>
-                <w:i w:val="0"/>
-                <w:color w:val="64748B"/>
-                <w:sz w:val="16"/>
-              </w:rPr>
-              <w:t>GT-CQ</w:t>
-            </w:r>
-          </w:p>
-        </w:tc>
-        <w:tc>
-          <w:tcPr>
-            <w:tcW w:type="dxa" w:w="4706"/>
-          </w:tcPr>
-          <w:p>
-            <w:r>
-              <w:rPr>
-                <w:b w:val="0"/>
-                <w:i w:val="0"/>
-                <w:sz w:val="17"/>
-              </w:rPr>
-              <w:t>L'ethni de Dawda Gueye est sarakhoulé, prière de bien classer cet ethni qui existe soit dans la liste des ethni ou n'éxiste pas comme ethni.</w:t>
-            </w:r>
-          </w:p>
-        </w:tc>
-      </w:tr>
-      <w:tr>
-        <w:tc>
-          <w:tcPr>
-            <w:tcW w:type="dxa" w:w="964"/>
-          </w:tcPr>
-          <w:p>
-            <w:r>
-              <w:rPr>
-                <w:b/>
-                <w:i w:val="0"/>
-                <w:color w:val="EA580C"/>
-                <w:sz w:val="16"/>
-              </w:rPr>
-              <w:t>Moyenne</w:t>
-            </w:r>
-          </w:p>
-        </w:tc>
-        <w:tc>
-          <w:tcPr>
-            <w:tcW w:type="dxa" w:w="1247"/>
-          </w:tcPr>
-          <w:p>
-            <w:r>
-              <w:rPr>
-                <w:b/>
-                <w:i w:val="0"/>
-                <w:sz w:val="16"/>
-              </w:rPr>
-              <w:t>S01</w:t>
-              <w:br/>
-            </w:r>
-            <w:r>
-              <w:rPr>
-                <w:b w:val="0"/>
-                <w:i w:val="0"/>
-                <w:color w:val="64748B"/>
-                <w:sz w:val="14"/>
-              </w:rPr>
-              <w:t>Démographie</w:t>
-            </w:r>
-          </w:p>
-        </w:tc>
-        <w:tc>
-          <w:tcPr>
-            <w:tcW w:type="dxa" w:w="1531"/>
-          </w:tcPr>
-          <w:p>
-            <w:r>
-              <w:rPr>
-                <w:b/>
-                <w:i w:val="0"/>
-                <w:color w:val="16A34A"/>
-                <w:sz w:val="16"/>
-              </w:rPr>
-              <w:t>s01q16, s01q00b, s01q16_autre</w:t>
-            </w:r>
-          </w:p>
-        </w:tc>
-        <w:tc>
-          <w:tcPr>
-            <w:tcW w:type="dxa" w:w="1191"/>
-          </w:tcPr>
-          <w:p>
-            <w:r>
-              <w:rPr>
-                <w:b w:val="0"/>
-                <w:i w:val="0"/>
-                <w:color w:val="64748B"/>
-                <w:sz w:val="16"/>
-              </w:rPr>
-              <w:t>GT-CQ</w:t>
-            </w:r>
-          </w:p>
-        </w:tc>
-        <w:tc>
-          <w:tcPr>
-            <w:tcW w:type="dxa" w:w="4706"/>
-          </w:tcPr>
-          <w:p>
-            <w:r>
-              <w:rPr>
-                <w:b w:val="0"/>
-                <w:i w:val="0"/>
-                <w:sz w:val="17"/>
-              </w:rPr>
-              <w:t>L'ethni de El Hadji Gueye est sarakhoulé, prière de bien classer cet ethni qui existe soit dans la liste des ethni ou n'éxiste pas comme ethni.</w:t>
-            </w:r>
-          </w:p>
-        </w:tc>
-      </w:tr>
-      <w:tr>
-        <w:tc>
-          <w:tcPr>
-            <w:tcW w:type="dxa" w:w="964"/>
-          </w:tcPr>
-          <w:p>
-            <w:r>
-              <w:rPr>
-                <w:b/>
-                <w:i w:val="0"/>
-                <w:color w:val="EA580C"/>
-                <w:sz w:val="16"/>
-              </w:rPr>
-              <w:t>Moyenne</w:t>
-            </w:r>
-          </w:p>
-        </w:tc>
-        <w:tc>
-          <w:tcPr>
-            <w:tcW w:type="dxa" w:w="1247"/>
-          </w:tcPr>
-          <w:p>
-            <w:r>
-              <w:rPr>
-                <w:b/>
-                <w:i w:val="0"/>
-                <w:sz w:val="16"/>
-              </w:rPr>
-              <w:t>S01</w:t>
-              <w:br/>
-            </w:r>
-            <w:r>
-              <w:rPr>
-                <w:b w:val="0"/>
-                <w:i w:val="0"/>
-                <w:color w:val="64748B"/>
-                <w:sz w:val="14"/>
-              </w:rPr>
-              <w:t>Démographie</w:t>
-            </w:r>
-          </w:p>
-        </w:tc>
-        <w:tc>
-          <w:tcPr>
-            <w:tcW w:type="dxa" w:w="1531"/>
-          </w:tcPr>
-          <w:p>
-            <w:r>
-              <w:rPr>
-                <w:b/>
-                <w:i w:val="0"/>
-                <w:color w:val="16A34A"/>
-                <w:sz w:val="16"/>
-              </w:rPr>
-              <w:t>s01q16, s01q00b, s01q16_autre</w:t>
-            </w:r>
-          </w:p>
-        </w:tc>
-        <w:tc>
-          <w:tcPr>
-            <w:tcW w:type="dxa" w:w="1191"/>
-          </w:tcPr>
-          <w:p>
-            <w:r>
-              <w:rPr>
-                <w:b w:val="0"/>
-                <w:i w:val="0"/>
-                <w:color w:val="64748B"/>
-                <w:sz w:val="16"/>
-              </w:rPr>
-              <w:t>GT-CQ</w:t>
-            </w:r>
-          </w:p>
-        </w:tc>
-        <w:tc>
-          <w:tcPr>
-            <w:tcW w:type="dxa" w:w="4706"/>
-          </w:tcPr>
-          <w:p>
-            <w:r>
-              <w:rPr>
-                <w:b w:val="0"/>
-                <w:i w:val="0"/>
-                <w:sz w:val="17"/>
-              </w:rPr>
-              <w:t>L'ethni de Malado Gueye est sarakhoulé, prière de bien classer cet ethni qui existe soit dans la liste des ethni ou n'éxiste pas comme ethni.</w:t>
-            </w:r>
-          </w:p>
-        </w:tc>
-      </w:tr>
-      <w:tr>
-        <w:tc>
-          <w:tcPr>
-            <w:tcW w:type="dxa" w:w="964"/>
-          </w:tcPr>
-          <w:p>
-            <w:r>
-              <w:rPr>
-                <w:b/>
-                <w:i w:val="0"/>
-                <w:color w:val="EA580C"/>
-                <w:sz w:val="16"/>
-              </w:rPr>
-              <w:t>Moyenne</w:t>
-            </w:r>
-          </w:p>
-        </w:tc>
-        <w:tc>
-          <w:tcPr>
-            <w:tcW w:type="dxa" w:w="1247"/>
-          </w:tcPr>
-          <w:p>
-            <w:r>
-              <w:rPr>
-                <w:b/>
-                <w:i w:val="0"/>
-                <w:sz w:val="16"/>
-              </w:rPr>
-              <w:t>S01</w:t>
-              <w:br/>
-            </w:r>
-            <w:r>
-              <w:rPr>
-                <w:b w:val="0"/>
-                <w:i w:val="0"/>
-                <w:color w:val="64748B"/>
-                <w:sz w:val="14"/>
-              </w:rPr>
-              <w:t>Démographie</w:t>
-            </w:r>
-          </w:p>
-        </w:tc>
-        <w:tc>
-          <w:tcPr>
-            <w:tcW w:type="dxa" w:w="1531"/>
-          </w:tcPr>
-          <w:p>
-            <w:r>
-              <w:rPr>
-                <w:b/>
-                <w:i w:val="0"/>
-                <w:color w:val="16A34A"/>
-                <w:sz w:val="16"/>
-              </w:rPr>
-              <w:t>s01q10_1</w:t>
-            </w:r>
-          </w:p>
-        </w:tc>
-        <w:tc>
-          <w:tcPr>
-            <w:tcW w:type="dxa" w:w="1191"/>
-          </w:tcPr>
-          <w:p>
-            <w:r>
-              <w:rPr>
-                <w:b w:val="0"/>
-                <w:i w:val="0"/>
-                <w:color w:val="64748B"/>
-                <w:sz w:val="16"/>
-              </w:rPr>
-              <w:t>GT-CQ</w:t>
-            </w:r>
-          </w:p>
-        </w:tc>
-        <w:tc>
-          <w:tcPr>
-            <w:tcW w:type="dxa" w:w="4706"/>
-          </w:tcPr>
-          <w:p>
-            <w:r>
-              <w:rPr>
-                <w:b w:val="0"/>
-                <w:i w:val="0"/>
-                <w:sz w:val="17"/>
-              </w:rPr>
-              <w:t>La taille du ménage lors de l'enquête principale (6) de ce ménage est inférieur à la taille du denombrement (8), prière de fournir des explications concrètes ou aller revisiter le ménage.</w:t>
-            </w:r>
-          </w:p>
-        </w:tc>
-      </w:tr>
-      <w:tr>
-        <w:tc>
-          <w:tcPr>
-            <w:tcW w:type="dxa" w:w="964"/>
-          </w:tcPr>
-          <w:p>
-            <w:r>
-              <w:rPr>
-                <w:b/>
-                <w:i w:val="0"/>
-                <w:color w:val="EA580C"/>
-                <w:sz w:val="16"/>
-              </w:rPr>
-              <w:t>Moyenne</w:t>
-            </w:r>
-          </w:p>
-        </w:tc>
-        <w:tc>
-          <w:tcPr>
-            <w:tcW w:type="dxa" w:w="1247"/>
-          </w:tcPr>
-          <w:p>
-            <w:r>
-              <w:rPr>
-                <w:b/>
-                <w:i w:val="0"/>
-                <w:sz w:val="16"/>
-              </w:rPr>
-              <w:t>S02</w:t>
-              <w:br/>
-            </w:r>
-            <w:r>
-              <w:rPr>
-                <w:b w:val="0"/>
-                <w:i w:val="0"/>
-                <w:color w:val="64748B"/>
-                <w:sz w:val="14"/>
-              </w:rPr>
-              <w:t>Éducation</w:t>
-            </w:r>
-          </w:p>
-        </w:tc>
-        <w:tc>
-          <w:tcPr>
-            <w:tcW w:type="dxa" w:w="1531"/>
-          </w:tcPr>
-          <w:p>
-            <w:r>
-              <w:rPr>
-                <w:b/>
-                <w:i w:val="0"/>
-                <w:color w:val="16A34A"/>
-                <w:sz w:val="16"/>
-              </w:rPr>
-              <w:t>s01q23, s01q00b, s01q23_autre</w:t>
-            </w:r>
-          </w:p>
-        </w:tc>
-        <w:tc>
-          <w:tcPr>
-            <w:tcW w:type="dxa" w:w="1191"/>
-          </w:tcPr>
-          <w:p>
-            <w:r>
-              <w:rPr>
-                <w:b w:val="0"/>
-                <w:i w:val="0"/>
-                <w:color w:val="64748B"/>
-                <w:sz w:val="16"/>
-              </w:rPr>
-              <w:t>GT-CQ</w:t>
-            </w:r>
-          </w:p>
-        </w:tc>
-        <w:tc>
-          <w:tcPr>
-            <w:tcW w:type="dxa" w:w="4706"/>
-          </w:tcPr>
-          <w:p>
-            <w:r>
-              <w:rPr>
-                <w:b w:val="0"/>
-                <w:i w:val="0"/>
-                <w:sz w:val="17"/>
-              </w:rPr>
               <w:t>La raison principale que Aissatou Gueye n'a pas été à l'école entre 2024/2025 est pas intelligente et semble exister dans les modalités, prière de prendre attache avec le QG pour plus d'explication afin de la classer bien.</w:t>
-            </w:r>
-          </w:p>
-        </w:tc>
-      </w:tr>
-      <w:tr>
-        <w:tc>
-          <w:tcPr>
-            <w:tcW w:type="dxa" w:w="964"/>
-          </w:tcPr>
-          <w:p>
-            <w:r>
-              <w:rPr>
-                <w:b/>
-                <w:i w:val="0"/>
-                <w:color w:val="EA580C"/>
-                <w:sz w:val="16"/>
-              </w:rPr>
-              <w:t>Moyenne</w:t>
-            </w:r>
-          </w:p>
-        </w:tc>
-        <w:tc>
-          <w:tcPr>
-            <w:tcW w:type="dxa" w:w="1247"/>
-          </w:tcPr>
-          <w:p>
-            <w:r>
-              <w:rPr>
-                <w:b/>
-                <w:i w:val="0"/>
-                <w:sz w:val="16"/>
-              </w:rPr>
-              <w:t>S02</w:t>
-              <w:br/>
-            </w:r>
-            <w:r>
-              <w:rPr>
-                <w:b w:val="0"/>
-                <w:i w:val="0"/>
-                <w:color w:val="64748B"/>
-                <w:sz w:val="14"/>
-              </w:rPr>
-              <w:t>Éducation</w:t>
-            </w:r>
-          </w:p>
-        </w:tc>
-        <w:tc>
-          <w:tcPr>
-            <w:tcW w:type="dxa" w:w="1531"/>
-          </w:tcPr>
-          <w:p>
-            <w:r>
-              <w:rPr>
-                <w:b/>
-                <w:i w:val="0"/>
-                <w:color w:val="16A34A"/>
-                <w:sz w:val="16"/>
-              </w:rPr>
-              <w:t>—</w:t>
-            </w:r>
-          </w:p>
-        </w:tc>
-        <w:tc>
-          <w:tcPr>
-            <w:tcW w:type="dxa" w:w="1191"/>
-          </w:tcPr>
-          <w:p>
-            <w:r>
-              <w:rPr>
-                <w:b w:val="0"/>
-                <w:i w:val="0"/>
-                <w:color w:val="64748B"/>
-                <w:sz w:val="16"/>
-              </w:rPr>
-              <w:t>GT-CQ</w:t>
-            </w:r>
-          </w:p>
-        </w:tc>
-        <w:tc>
-          <w:tcPr>
-            <w:tcW w:type="dxa" w:w="4706"/>
-          </w:tcPr>
-          <w:p>
-            <w:r>
-              <w:rPr>
-                <w:b w:val="0"/>
-                <w:i w:val="0"/>
-                <w:sz w:val="17"/>
-              </w:rPr>
-              <w:t>veuillez, s'il vous plait, confirmer les frais de scolarité ( 9000 FCFA) payée de El Hadji Gueye avec le QG ou apporter les corrections nécessaires.</w:t>
             </w:r>
           </w:p>
         </w:tc>
